--- a/Chapter_4_Analysis/Analysis_2_Household_Expenditure/Analysis_2_Chapter_4_Results.docx
+++ b/Chapter_4_Analysis/Analysis_2_Household_Expenditure/Analysis_2_Chapter_4_Results.docx
@@ -1092,7 +1092,7 @@
         <w:t>Overall, total monthly household expenditure averages ₦115,837.50 (SD = ₦27,652.42), with a minimum observed total expenditure of ₦65,000.00 and a maximum of ₦223,500.00. The dispersion across households reflects differences in household size, income levels, and consumption standards within the farming community.</w:t>
         <w:br/>
         <w:br/>
-        <w:t>Data Audit &amp; Expenditure Reconciliation Note: A pre-analysis audit comparing the sum of the five individual expenditure components against the respondent-reported total monthly expenditure demonstrated complete mathematical agreement for 56 out of 60 households (93.3%). Minor rounding differences occurred in 3 households (ranging from -₦400 to +₦1,000), while 1 household (Respondent S/N 59.0) reported a total expenditure of ₦223,500 compared to a component sum of ₦113,500. Across all 60 households, the mean calculated component sum is ₦113,985.83 compared to the mean reported total expenditure of ₦115,837.50 (a mean net discrepancy of ₦1,851.67 per household). Sensitivity testing confirmed that using the component sum yields a 98.3% classification agreement (59 out of 60 households). The respondent-reported total expenditure was maintained as the authoritative welfare metric for Analysis 3.</w:t>
+        <w:t>Data Audit &amp; Expenditure Reconciliation Note: A pre-analysis audit comparing the sum of the five individual expenditure components against the respondent-reported total monthly expenditure demonstrated complete mathematical agreement for 56 out of 60 households (93.3%). Minor rounding differences occurred in 3 households (ranging from -₦400 to +₦1,000), while 1 household (Respondent S/N 59.0) reported a total expenditure of ₦223,500 compared to a component sum of ₦113,500. Across all 60 households, the mean calculated component sum is ₦113,985.83 compared to the mean reported total expenditure of ₦115,837.50 (a mean net discrepancy of ₦1,851.67 per household). Sensitivity testing confirmed that using the component sum yields a 98.3% classification agreement (59 out of 60 households). The respondent-reported total expenditure was maintained as the authoritative welfare metric for the poverty analysis in Section 4.3.</w:t>
       </w:r>
     </w:p>
     <w:p>
@@ -2000,7 +2000,7 @@
         <w:t>Table 4.5 displays the budgetary composition of monthly household expenditure among yam farmers, expressed as the mean share of total expenditure allocated to each consumption category across respondents. Food and groceries absorb the predominant share of household budgets, accounting for an average of 53.35% of total monthly expenditure. According to Engel's Law, a high budget share devoted to food is a classic structural indicator of agrarian households where subsistence needs dominate household allocation decisions.</w:t>
         <w:br/>
         <w:br/>
-        <w:t>Housing and utilities represent the second largest budget share at 15.80%, followed by education at 12.32%. Transportation and other expenses account for 10.28% of household expenditure, while health and medical care constitutes 7.41%. The cumulative average shares across individual respondents sum to 99.16%, reflecting minor variations between respondent-level reported totals and sub-item sums. These relative expenditure shares demonstrate that non-food developmental and investment categories (such as education and healthcare combined) account for less than one-fifth (19.73%) of total household spending.</w:t>
+        <w:t>Housing and utilities represent the second largest budget share at 15.80%, followed by education at 12.32%. Transportation and other expenses account for 10.28% of household expenditure, while health and medical care constitutes 7.41%. The cumulative average shares across individual respondents sum to 99.16%. Because each share is computed as an individual expenditure component divided by the respondent-reported total, the four audited discrepancies between component sums and reported totals (documented in Section 4.2.5) account for the shortfall from 100%. These relative expenditure shares demonstrate that non-food developmental and investment categories (such as education and healthcare combined) account for less than one-fifth (19.73%) of total household spending.</w:t>
       </w:r>
     </w:p>
     <w:p>
@@ -2091,16 +2091,7 @@
       </w:r>
     </w:p>
     <w:p>
-      <w:r>
-        <w:t>Data Validation and Inconsistency Audit:</w:t>
-        <w:br/>
-        <w:t>Prior to descriptive synthesis, an empirical validation check was conducted comparing reported total monthly expenditure against the mathematical sum of itemized expenditure components (Food + Education + Health + Housing/Utilities + Transportation). Out of 60 sampled records, 56 households (93.33%) exhibited exact mathematical consistency between reported total and calculated component expenditure. Four households (6.67%) displayed minor discrepancies: three records contained small rounding differences ranging between ₦400 and ₦1,000, while one record exhibited a data-entry transposition where reported total was recorded as ₦223,500 compared to a calculated component sum of ₦113,500. In accordance with academic data integrity standards, respondent-reported values were retained in all descriptive calculations without silent overwriting.</w:t>
-        <w:br/>
-        <w:br/>
-        <w:t>Poverty Classification Specification:</w:t>
-        <w:br/>
-        <w:t>In strict compliance with empirical research standards, poverty classification (including poverty headcount ratio, poverty gap, poverty severity, and poor/non-poor categorization) was NOT performed in this analysis stage. The project materials supplied do not specify an approved official poverty line or localized threshold for Akpabuyo LGA. Applying an unverified or arbitrary poverty line would introduce methodological bias. The expenditure statistics established in Tables 4.3, 4.4, and 4.5 provide the baseline empirical welfare dataset necessary for subsequent poverty status evaluation upon formal specification of an authorized poverty threshold.</w:t>
-      </w:r>
+      <w:r/>
     </w:p>
     <w:sectPr>
       <w:pgSz w:w="12240" w:h="15840"/>
